--- a/tillsyn/A 42773-2025 tillsynsbegäran.docx
+++ b/tillsyn/A 42773-2025 tillsynsbegäran.docx
@@ -574,7 +574,7 @@
     <w:r>
       <w:tab/>
       <w:tab/>
-      <w:t>2026-09-14</w:t>
+      <w:t>2026-09-15</w:t>
       <w:br/>
       <w:br/>
     </w:r>

--- a/tillsyn/A 42773-2025 tillsynsbegäran.docx
+++ b/tillsyn/A 42773-2025 tillsynsbegäran.docx
@@ -574,7 +574,7 @@
     <w:r>
       <w:tab/>
       <w:tab/>
-      <w:t>2026-09-15</w:t>
+      <w:t>2026-09-16</w:t>
       <w:br/>
       <w:br/>
     </w:r>

--- a/tillsyn/A 42773-2025 tillsynsbegäran.docx
+++ b/tillsyn/A 42773-2025 tillsynsbegäran.docx
@@ -22,7 +22,7 @@
       <w:r>
         <w:drawing>
           <wp:inline xmlns:a="http://schemas.openxmlformats.org/drawingml/2006/main" xmlns:pic="http://schemas.openxmlformats.org/drawingml/2006/picture">
-            <wp:extent cx="5486400" cy="4790106"/>
+            <wp:extent cx="5486400" cy="4589084"/>
             <wp:docPr id="1" name="Picture 1"/>
             <wp:cNvGraphicFramePr>
               <a:graphicFrameLocks noChangeAspect="1"/>
@@ -43,7 +43,7 @@
                   <pic:spPr>
                     <a:xfrm>
                       <a:off x="0" y="0"/>
-                      <a:ext cx="5486400" cy="4790106"/>
+                      <a:ext cx="5486400" cy="4589084"/>
                     </a:xfrm>
                     <a:prstGeom prst="rect"/>
                   </pic:spPr>
@@ -60,12 +60,12 @@
         <w:spacing w:after="240"/>
       </w:pPr>
       <w:r>
-        <w:t>Figur 1. Fyndplatser för naturvårdsarter inom 24 meter från avverkningsanmälan. Markörer utan svart kant är placerade på fyndplatsen. Markörer med svart kant är placerade vid sidan av fyndplatsen och har ett svart streck som visar fyndplatsens exakta position. Kartans mittpunktskoordinat är N 6872937, E 469117 i SWEREF 99 TM.</w:t>
+        <w:t>Figur 1. Fyndplatser för naturvårdsarter i och inom 24 meter från avverkningsanmälan. Markörer utan svart kant är placerade på fyndplatsen. Markörer med svart kant är placerade vid sidan av fyndplatsen och har ett svart streck som visar fyndplatsens exakta position. Kartans mittpunktskoordinat är N 6872937, E 469117 i SWEREF 99 TM.</w:t>
       </w:r>
     </w:p>
     <w:p>
       <w:r>
-        <w:t>Inom 24 meter från avverkningsanmälan finns fynd av 1 naturvårdsarter, varav 1 är rödlistad, 1 är fridlyst och 1 är typisk (T): knärot (VU, T, §8). Se Figur 1.</w:t>
+        <w:t>I och inom 24 meter från avverkningsanmälan finns fynd av 5 naturvårdsarter, varav 5 är rödlistade, 1 är fridlyst och 3 är typiska (T): knärot (VU, T, §8), dropptaggsvamp (NT, T), dvärgbägarlav (NT, T), mörk kolflarnlav (NT) och vedflamlav (NT). Se Figur 1.</w:t>
       </w:r>
     </w:p>
     <w:p>
@@ -197,6 +197,77 @@
       </w:pPr>
       <w:r>
         <w:t>Figur 2. Fyndplatser och buffertzoner för knärot i det avverkningsanmälda området. Endast fyndplatser vars buffertzoner överlappar med det avverkningsanmälda området har tagits med i visualiseringen. Kartans mittpunktskoordinat är N 6872937, E 469117 i SWEREF 99 TM.</w:t>
+      </w:r>
+    </w:p>
+    <w:p>
+      <w:r>
+        <w:rPr>
+          <w:b/>
+        </w:rPr>
+        <w:t>Dropptaggsvamp (NT)</w:t>
+      </w:r>
+      <w:r>
+        <w:t xml:space="preserve"> bildar mykorrhiza med tall, främst i barrskog med trädkontinuitet, i magra, torra och ljusöppna lavtallskogar och i barrblandskogar med friskmossor och lingon i fältskiktet. Den totala populationen i landet har minskat och bedöms fortsätta minska till följd av slutavverkningar av tallskog. Det är högst oklart om arten långsiktigt kan etablera och reproducera sig i skogsbestånd som brukas med trakthyggesmetoder, markberedning, gödsling eller föryngring med förädlat plantmaterial. Uppfyller kriterierna för att bli rödlistad på grund av ny kunskap som visar att en större andel av populationen än tidigare bedömt är knuten till kontinuitetsbarrskog. Minskningstakten för den svenska populationen bedöms vara nära gränsvärdet för Sårbar (VU). Dropptaggsvamp är typisk art för </w:t>
+      </w:r>
+      <w:r>
+        <w:rPr>
+          <w:i/>
+        </w:rPr>
+        <w:t xml:space="preserve">9010 Taiga </w:t>
+      </w:r>
+      <w:r>
+        <w:t>(SLU Artdatabanken, 2026).</w:t>
+      </w:r>
+    </w:p>
+    <w:p>
+      <w:r>
+        <w:rPr>
+          <w:b/>
+        </w:rPr>
+        <w:t>Dvärgbägarlav (NT)</w:t>
+      </w:r>
+      <w:r>
+        <w:t xml:space="preserve"> förekommer över hela Sverige på gammal hård ved, huvudsakligen på tall men i södra Sverige även på ek. Veden utgörs framförallt av grova stubbar, lågor och grenar. Substratet har blivit sällsyntare och nybildning av substrat sker bara i begränsad omfattning. Arten hotas av att grova lågor blir allt sällsyntare i dagens kulturskogar samt att nybildningen av lämpliga substrat går mycket långsamt. En riklig tillgång på gamla tall- eller eklågor måste säkerställas på artens lokaler. Dvärgbägarlav är typisk art för </w:t>
+      </w:r>
+      <w:r>
+        <w:rPr>
+          <w:i/>
+        </w:rPr>
+        <w:t>9010 Taiga</w:t>
+      </w:r>
+      <w:r>
+        <w:t xml:space="preserve"> (SLU Artdatabanken, 2024; Nitare &amp; Skogsstyrelsen, 2019).</w:t>
+      </w:r>
+    </w:p>
+    <w:p>
+      <w:r>
+        <w:rPr>
+          <w:b/>
+        </w:rPr>
+        <w:t>Mörk kolflarnlav (NT)</w:t>
+      </w:r>
+      <w:r>
+        <w:t xml:space="preserve"> är brandberoende och växer nästan uteslutande på kolad hård kärnved av tall. Arten förekommer främst i glesa, öppna tall- och blandbarrskogar av naturskogskaraktär och etableringen verkar ske sent efter brand, kanske först efter 100–300 år. Mörk kolflarnlav indikerar skog med höga naturvärden och vanligast är att den påträffas på rester av nedbrunna torrakor och högstubbar och lågstubbar som är så grova att hela innandömet är urbränt. Tall- och blandbarrskogar av naturskogskaraktär med spår av återkommande bränder hyser höga biologiska värden och bör skyddas (SLU Artdatabanken, 2024).</w:t>
+      </w:r>
+    </w:p>
+    <w:p>
+      <w:r>
+        <w:rPr>
+          <w:b/>
+        </w:rPr>
+        <w:t>Vedflamlav (NT)</w:t>
+      </w:r>
+      <w:r>
+        <w:t xml:space="preserve"> växer på gammal hård och torr, exponerad kärnved av tall, främst på högstubbar i ljusöppna lägen, t.ex. vid och på myrar, sjökanter, i glesa hällmarkskogar och i brandpräglade tallnaturskogar. Substratet nyskapas i begränsad omfattning och arten är en utmärkt indikator på höga naturvärden i denna skogstyp. Tall- och barrblandskogar med naturskogskaraktär och spår av bränder har ofta höga biologiska värden och bör skyddas. På vedflamlavens bål kan den sällsynta spiklaven/parasiten </w:t>
+      </w:r>
+      <w:r>
+        <w:rPr>
+          <w:i/>
+        </w:rPr>
+        <w:t>Calicium ramboldiicola</w:t>
+      </w:r>
+      <w:r>
+        <w:t xml:space="preserve"> (VU) påträffas (SLU Artdatabanken, 2026).</w:t>
       </w:r>
     </w:p>
     <w:p>
@@ -574,7 +645,7 @@
     <w:r>
       <w:tab/>
       <w:tab/>
-      <w:t>2026-09-16</w:t>
+      <w:t>2026-09-17</w:t>
       <w:br/>
       <w:br/>
     </w:r>

--- a/tillsyn/A 42773-2025 tillsynsbegäran.docx
+++ b/tillsyn/A 42773-2025 tillsynsbegäran.docx
@@ -645,7 +645,7 @@
     <w:r>
       <w:tab/>
       <w:tab/>
-      <w:t>2026-09-17</w:t>
+      <w:t>2026-09-18</w:t>
       <w:br/>
       <w:br/>
     </w:r>

--- a/tillsyn/A 42773-2025 tillsynsbegäran.docx
+++ b/tillsyn/A 42773-2025 tillsynsbegäran.docx
@@ -645,7 +645,7 @@
     <w:r>
       <w:tab/>
       <w:tab/>
-      <w:t>2026-09-18</w:t>
+      <w:t>2026-09-19</w:t>
       <w:br/>
       <w:br/>
     </w:r>

--- a/tillsyn/A 42773-2025 tillsynsbegäran.docx
+++ b/tillsyn/A 42773-2025 tillsynsbegäran.docx
@@ -645,7 +645,7 @@
     <w:r>
       <w:tab/>
       <w:tab/>
-      <w:t>2026-09-19</w:t>
+      <w:t>2026-09-21</w:t>
       <w:br/>
       <w:br/>
     </w:r>

--- a/tillsyn/A 42773-2025 tillsynsbegäran.docx
+++ b/tillsyn/A 42773-2025 tillsynsbegäran.docx
@@ -645,7 +645,7 @@
     <w:r>
       <w:tab/>
       <w:tab/>
-      <w:t>2026-09-21</w:t>
+      <w:t>2026-09-23</w:t>
       <w:br/>
       <w:br/>
     </w:r>

--- a/tillsyn/A 42773-2025 tillsynsbegäran.docx
+++ b/tillsyn/A 42773-2025 tillsynsbegäran.docx
@@ -645,7 +645,7 @@
     <w:r>
       <w:tab/>
       <w:tab/>
-      <w:t>2026-09-23</w:t>
+      <w:t>2026-09-24</w:t>
       <w:br/>
       <w:br/>
     </w:r>

--- a/tillsyn/A 42773-2025 tillsynsbegäran.docx
+++ b/tillsyn/A 42773-2025 tillsynsbegäran.docx
@@ -645,7 +645,7 @@
     <w:r>
       <w:tab/>
       <w:tab/>
-      <w:t>2026-09-24</w:t>
+      <w:t>2026-09-25</w:t>
       <w:br/>
       <w:br/>
     </w:r>

--- a/tillsyn/A 42773-2025 tillsynsbegäran.docx
+++ b/tillsyn/A 42773-2025 tillsynsbegäran.docx
@@ -645,7 +645,7 @@
     <w:r>
       <w:tab/>
       <w:tab/>
-      <w:t>2026-09-25</w:t>
+      <w:t>2026-09-26</w:t>
       <w:br/>
       <w:br/>
     </w:r>

--- a/tillsyn/A 42773-2025 tillsynsbegäran.docx
+++ b/tillsyn/A 42773-2025 tillsynsbegäran.docx
@@ -645,7 +645,7 @@
     <w:r>
       <w:tab/>
       <w:tab/>
-      <w:t>2026-09-26</w:t>
+      <w:t>2026-09-27</w:t>
       <w:br/>
       <w:br/>
     </w:r>

--- a/tillsyn/A 42773-2025 tillsynsbegäran.docx
+++ b/tillsyn/A 42773-2025 tillsynsbegäran.docx
@@ -645,7 +645,7 @@
     <w:r>
       <w:tab/>
       <w:tab/>
-      <w:t>2026-09-27</w:t>
+      <w:t>2026-09-28</w:t>
       <w:br/>
       <w:br/>
     </w:r>

--- a/tillsyn/A 42773-2025 tillsynsbegäran.docx
+++ b/tillsyn/A 42773-2025 tillsynsbegäran.docx
@@ -645,7 +645,7 @@
     <w:r>
       <w:tab/>
       <w:tab/>
-      <w:t>2026-09-28</w:t>
+      <w:t>2026-09-29</w:t>
       <w:br/>
       <w:br/>
     </w:r>

--- a/tillsyn/A 42773-2025 tillsynsbegäran.docx
+++ b/tillsyn/A 42773-2025 tillsynsbegäran.docx
@@ -645,7 +645,7 @@
     <w:r>
       <w:tab/>
       <w:tab/>
-      <w:t>2026-09-29</w:t>
+      <w:t>2026-09-30</w:t>
       <w:br/>
       <w:br/>
     </w:r>

--- a/tillsyn/A 42773-2025 tillsynsbegäran.docx
+++ b/tillsyn/A 42773-2025 tillsynsbegäran.docx
@@ -645,7 +645,7 @@
     <w:r>
       <w:tab/>
       <w:tab/>
-      <w:t>2026-09-30</w:t>
+      <w:t>2026-10-01</w:t>
       <w:br/>
       <w:br/>
     </w:r>

--- a/tillsyn/A 42773-2025 tillsynsbegäran.docx
+++ b/tillsyn/A 42773-2025 tillsynsbegäran.docx
@@ -645,7 +645,7 @@
     <w:r>
       <w:tab/>
       <w:tab/>
-      <w:t>2026-10-01</w:t>
+      <w:t>2026-10-02</w:t>
       <w:br/>
       <w:br/>
     </w:r>

--- a/tillsyn/A 42773-2025 tillsynsbegäran.docx
+++ b/tillsyn/A 42773-2025 tillsynsbegäran.docx
@@ -645,7 +645,7 @@
     <w:r>
       <w:tab/>
       <w:tab/>
-      <w:t>2026-10-02</w:t>
+      <w:t>2026-10-03</w:t>
       <w:br/>
       <w:br/>
     </w:r>

--- a/tillsyn/A 42773-2025 tillsynsbegäran.docx
+++ b/tillsyn/A 42773-2025 tillsynsbegäran.docx
@@ -645,7 +645,7 @@
     <w:r>
       <w:tab/>
       <w:tab/>
-      <w:t>2026-10-03</w:t>
+      <w:t>2026-10-04</w:t>
       <w:br/>
       <w:br/>
     </w:r>

--- a/tillsyn/A 42773-2025 tillsynsbegäran.docx
+++ b/tillsyn/A 42773-2025 tillsynsbegäran.docx
@@ -645,7 +645,7 @@
     <w:r>
       <w:tab/>
       <w:tab/>
-      <w:t>2026-10-04</w:t>
+      <w:t>2026-10-05</w:t>
       <w:br/>
       <w:br/>
     </w:r>

--- a/tillsyn/A 42773-2025 tillsynsbegäran.docx
+++ b/tillsyn/A 42773-2025 tillsynsbegäran.docx
@@ -645,7 +645,7 @@
     <w:r>
       <w:tab/>
       <w:tab/>
-      <w:t>2026-10-05</w:t>
+      <w:t>2026-10-06</w:t>
       <w:br/>
       <w:br/>
     </w:r>

--- a/tillsyn/A 42773-2025 tillsynsbegäran.docx
+++ b/tillsyn/A 42773-2025 tillsynsbegäran.docx
@@ -645,7 +645,7 @@
     <w:r>
       <w:tab/>
       <w:tab/>
-      <w:t>2026-10-06</w:t>
+      <w:t>2026-10-07</w:t>
       <w:br/>
       <w:br/>
     </w:r>

--- a/tillsyn/A 42773-2025 tillsynsbegäran.docx
+++ b/tillsyn/A 42773-2025 tillsynsbegäran.docx
@@ -645,7 +645,7 @@
     <w:r>
       <w:tab/>
       <w:tab/>
-      <w:t>2026-10-07</w:t>
+      <w:t>2026-10-08</w:t>
       <w:br/>
       <w:br/>
     </w:r>

--- a/tillsyn/A 42773-2025 tillsynsbegäran.docx
+++ b/tillsyn/A 42773-2025 tillsynsbegäran.docx
@@ -645,7 +645,7 @@
     <w:r>
       <w:tab/>
       <w:tab/>
-      <w:t>2026-10-08</w:t>
+      <w:t>2026-10-09</w:t>
       <w:br/>
       <w:br/>
     </w:r>

--- a/tillsyn/A 42773-2025 tillsynsbegäran.docx
+++ b/tillsyn/A 42773-2025 tillsynsbegäran.docx
@@ -645,7 +645,7 @@
     <w:r>
       <w:tab/>
       <w:tab/>
-      <w:t>2026-10-09</w:t>
+      <w:t>2026-10-10</w:t>
       <w:br/>
       <w:br/>
     </w:r>

--- a/tillsyn/A 42773-2025 tillsynsbegäran.docx
+++ b/tillsyn/A 42773-2025 tillsynsbegäran.docx
@@ -645,7 +645,7 @@
     <w:r>
       <w:tab/>
       <w:tab/>
-      <w:t>2026-10-10</w:t>
+      <w:t>2026-10-11</w:t>
       <w:br/>
       <w:br/>
     </w:r>

--- a/tillsyn/A 42773-2025 tillsynsbegäran.docx
+++ b/tillsyn/A 42773-2025 tillsynsbegäran.docx
@@ -645,7 +645,7 @@
     <w:r>
       <w:tab/>
       <w:tab/>
-      <w:t>2026-10-11</w:t>
+      <w:t>2026-10-12</w:t>
       <w:br/>
       <w:br/>
     </w:r>

--- a/tillsyn/A 42773-2025 tillsynsbegäran.docx
+++ b/tillsyn/A 42773-2025 tillsynsbegäran.docx
@@ -645,7 +645,7 @@
     <w:r>
       <w:tab/>
       <w:tab/>
-      <w:t>2026-10-12</w:t>
+      <w:t>2026-10-13</w:t>
       <w:br/>
       <w:br/>
     </w:r>

--- a/tillsyn/A 42773-2025 tillsynsbegäran.docx
+++ b/tillsyn/A 42773-2025 tillsynsbegäran.docx
@@ -645,7 +645,7 @@
     <w:r>
       <w:tab/>
       <w:tab/>
-      <w:t>2026-10-13</w:t>
+      <w:t>2026-10-14</w:t>
       <w:br/>
       <w:br/>
     </w:r>

--- a/tillsyn/A 42773-2025 tillsynsbegäran.docx
+++ b/tillsyn/A 42773-2025 tillsynsbegäran.docx
@@ -645,7 +645,7 @@
     <w:r>
       <w:tab/>
       <w:tab/>
-      <w:t>2026-10-14</w:t>
+      <w:t>2026-10-15</w:t>
       <w:br/>
       <w:br/>
     </w:r>

--- a/tillsyn/A 42773-2025 tillsynsbegäran.docx
+++ b/tillsyn/A 42773-2025 tillsynsbegäran.docx
@@ -645,7 +645,7 @@
     <w:r>
       <w:tab/>
       <w:tab/>
-      <w:t>2026-10-15</w:t>
+      <w:t>2026-10-16</w:t>
       <w:br/>
       <w:br/>
     </w:r>

--- a/tillsyn/A 42773-2025 tillsynsbegäran.docx
+++ b/tillsyn/A 42773-2025 tillsynsbegäran.docx
@@ -645,7 +645,7 @@
     <w:r>
       <w:tab/>
       <w:tab/>
-      <w:t>2026-10-16</w:t>
+      <w:t>2026-10-17</w:t>
       <w:br/>
       <w:br/>
     </w:r>

--- a/tillsyn/A 42773-2025 tillsynsbegäran.docx
+++ b/tillsyn/A 42773-2025 tillsynsbegäran.docx
@@ -645,7 +645,7 @@
     <w:r>
       <w:tab/>
       <w:tab/>
-      <w:t>2026-10-17</w:t>
+      <w:t>2026-10-18</w:t>
       <w:br/>
       <w:br/>
     </w:r>

--- a/tillsyn/A 42773-2025 tillsynsbegäran.docx
+++ b/tillsyn/A 42773-2025 tillsynsbegäran.docx
@@ -645,7 +645,7 @@
     <w:r>
       <w:tab/>
       <w:tab/>
-      <w:t>2026-10-18</w:t>
+      <w:t>2026-10-19</w:t>
       <w:br/>
       <w:br/>
     </w:r>

--- a/tillsyn/A 42773-2025 tillsynsbegäran.docx
+++ b/tillsyn/A 42773-2025 tillsynsbegäran.docx
@@ -645,7 +645,7 @@
     <w:r>
       <w:tab/>
       <w:tab/>
-      <w:t>2026-10-19</w:t>
+      <w:t>2026-10-20</w:t>
       <w:br/>
       <w:br/>
     </w:r>

--- a/tillsyn/A 42773-2025 tillsynsbegäran.docx
+++ b/tillsyn/A 42773-2025 tillsynsbegäran.docx
@@ -645,7 +645,7 @@
     <w:r>
       <w:tab/>
       <w:tab/>
-      <w:t>2026-10-20</w:t>
+      <w:t>2026-10-21</w:t>
       <w:br/>
       <w:br/>
     </w:r>

--- a/tillsyn/A 42773-2025 tillsynsbegäran.docx
+++ b/tillsyn/A 42773-2025 tillsynsbegäran.docx
@@ -645,7 +645,7 @@
     <w:r>
       <w:tab/>
       <w:tab/>
-      <w:t>2026-10-21</w:t>
+      <w:t>2026-10-22</w:t>
       <w:br/>
       <w:br/>
     </w:r>

--- a/tillsyn/A 42773-2025 tillsynsbegäran.docx
+++ b/tillsyn/A 42773-2025 tillsynsbegäran.docx
@@ -645,7 +645,7 @@
     <w:r>
       <w:tab/>
       <w:tab/>
-      <w:t>2026-10-22</w:t>
+      <w:t>2026-10-23</w:t>
       <w:br/>
       <w:br/>
     </w:r>

--- a/tillsyn/A 42773-2025 tillsynsbegäran.docx
+++ b/tillsyn/A 42773-2025 tillsynsbegäran.docx
@@ -645,7 +645,7 @@
     <w:r>
       <w:tab/>
       <w:tab/>
-      <w:t>2026-10-23</w:t>
+      <w:t>2026-10-24</w:t>
       <w:br/>
       <w:br/>
     </w:r>

--- a/tillsyn/A 42773-2025 tillsynsbegäran.docx
+++ b/tillsyn/A 42773-2025 tillsynsbegäran.docx
@@ -645,7 +645,7 @@
     <w:r>
       <w:tab/>
       <w:tab/>
-      <w:t>2026-10-24</w:t>
+      <w:t>2026-10-25</w:t>
       <w:br/>
       <w:br/>
     </w:r>

--- a/tillsyn/A 42773-2025 tillsynsbegäran.docx
+++ b/tillsyn/A 42773-2025 tillsynsbegäran.docx
@@ -645,7 +645,7 @@
     <w:r>
       <w:tab/>
       <w:tab/>
-      <w:t>2026-10-25</w:t>
+      <w:t>2026-10-26</w:t>
       <w:br/>
       <w:br/>
     </w:r>

--- a/tillsyn/A 42773-2025 tillsynsbegäran.docx
+++ b/tillsyn/A 42773-2025 tillsynsbegäran.docx
@@ -645,7 +645,7 @@
     <w:r>
       <w:tab/>
       <w:tab/>
-      <w:t>2026-10-26</w:t>
+      <w:t>2026-10-27</w:t>
       <w:br/>
       <w:br/>
     </w:r>

--- a/tillsyn/A 42773-2025 tillsynsbegäran.docx
+++ b/tillsyn/A 42773-2025 tillsynsbegäran.docx
@@ -645,7 +645,7 @@
     <w:r>
       <w:tab/>
       <w:tab/>
-      <w:t>2026-10-27</w:t>
+      <w:t>2026-10-28</w:t>
       <w:br/>
       <w:br/>
     </w:r>

--- a/tillsyn/A 42773-2025 tillsynsbegäran.docx
+++ b/tillsyn/A 42773-2025 tillsynsbegäran.docx
@@ -645,7 +645,7 @@
     <w:r>
       <w:tab/>
       <w:tab/>
-      <w:t>2026-10-28</w:t>
+      <w:t>2026-10-29</w:t>
       <w:br/>
       <w:br/>
     </w:r>

--- a/tillsyn/A 42773-2025 tillsynsbegäran.docx
+++ b/tillsyn/A 42773-2025 tillsynsbegäran.docx
@@ -645,7 +645,7 @@
     <w:r>
       <w:tab/>
       <w:tab/>
-      <w:t>2026-10-29</w:t>
+      <w:t>2026-10-31</w:t>
       <w:br/>
       <w:br/>
     </w:r>
